--- a/acts-sermons/docx/41_2027-07-25_영생을주시기로작정된자_행13장42-52절.docx
+++ b/acts-sermons/docx/41_2027-07-25_영생을주시기로작정된자_행13장42-52절.docx
@@ -964,33 +964,33 @@
           <w:sz w:val="24"/>
           <w:szCs w:val="24"/>
         </w:rPr>
-        <w:t xml:space="preserve">하박국 선지자는 유다가 타락한 시대에 살았습니다. 그는 하나님께 왜 악을 그대로 두시느냐고 부르짖었습니다. 그러자 하나님은 바벨론을 들어 유다를 심판하시겠다고 대답하셨습니다. 하박국은 더 큰 혼란에 빠졌습니다. 어떻게 더 악한 나라를 들어 하나님의 백성을 치실 수 있느냐는 것이었습니다.</w:t>
-      </w:r>
-    </w:p>
-    <w:p>
-      <w:pPr>
-        <w:spacing w:after="160" w:line="360"/>
-      </w:pPr>
-      <w:r>
-        <w:rPr>
-          <w:rFonts w:ascii="맑은 고딕" w:cs="맑은 고딕" w:eastAsia="맑은 고딕" w:hAnsi="맑은 고딕"/>
-          <w:sz w:val="24"/>
-          <w:szCs w:val="24"/>
-        </w:rPr>
-        <w:t xml:space="preserve">그러나 하박국은 파수하는 곳에 서서 하나님의 응답을 기다렸고, 의인은 그의 믿음으로 말미암아 살리라는 말씀을 받았습니다. 그리고 하박국서의 마지막 장에서 그는 놀라운 고백을 합니다. 비록 무화과나무가 무성하지 못하며 포도나무에 열매가 없으며 감람나무에 소출이 없으며 밭에 먹을 것이 없으며 우리에 양이 없으며 외양간에 소가 없을지라도, 나는 여호와로 말미암아 즐거워하며 나의 구원의 하나님으로 말미암아 기뻐하리로다.</w:t>
-      </w:r>
-    </w:p>
-    <w:p>
-      <w:pPr>
-        <w:spacing w:after="160" w:line="360"/>
-      </w:pPr>
-      <w:r>
-        <w:rPr>
-          <w:rFonts w:ascii="맑은 고딕" w:cs="맑은 고딕" w:eastAsia="맑은 고딕" w:hAnsi="맑은 고딕"/>
-          <w:sz w:val="24"/>
-          <w:szCs w:val="24"/>
-        </w:rPr>
-        <w:t xml:space="preserve">모든 것이 사라져도 하박국에게 남은 것이 있었습니다. ‘나의 구원의 하나님’이었습니다. 하박국의 기쁨은 소유가 아니라 하나님 자신에게 뿌리를 두고 있었습니다. 비시디아 안디옥의 제자들도 그랬습니다. 사도들이 떠나고 핍박이 몰려와도, 구원의 하나님이 그들의 기쁨이었습니다.</w:t>
+        <w:t xml:space="preserve">시편 73편을 쓴 아삽은 성전에서 찬양을 맡았던 사람입니다. 그런데 그는 자기가 거의 넘어질 뻔했고 걸음이 미끄러질 뻔했다고 고백합니다. 악인의 형통함을 보고 오만한 자를 질투했기 때문입니다. 악인은 평안하고 재물이 늘어 가는데, 마음을 깨끗하게 지키려 한 자신은 종일 재난을 당하고 아침마다 징벌을 받는 것 같았습니다. 내가 마음을 깨끗하게 한 것이 헛되었다는 생각까지 들었습니다.</w:t>
+      </w:r>
+    </w:p>
+    <w:p>
+      <w:pPr>
+        <w:spacing w:after="160" w:line="360"/>
+      </w:pPr>
+      <w:r>
+        <w:rPr>
+          <w:rFonts w:ascii="맑은 고딕" w:cs="맑은 고딕" w:eastAsia="맑은 고딕" w:hAnsi="맑은 고딕"/>
+          <w:sz w:val="24"/>
+          <w:szCs w:val="24"/>
+        </w:rPr>
+        <w:t xml:space="preserve">그런 그가 달라진 순간이 있었습니다. 하나님의 성소에 들어갈 때였습니다. 그때 그는 악인들의 종말을 깨달았고, 하나님이 여전히 자기 오른손을 붙들고 계셨음을 보았습니다. 그리고 이렇게 고백합니다. “하늘에서는 주 외에 누가 내게 있으리요 땅에서는 주 밖에 내가 사모할 이 없나이다 내 육체와 마음은 쇠약하나 하나님은 내 마음의 반석이시요 영원한 분깃이시라.”</w:t>
+      </w:r>
+    </w:p>
+    <w:p>
+      <w:pPr>
+        <w:spacing w:after="160" w:line="360"/>
+      </w:pPr>
+      <w:r>
+        <w:rPr>
+          <w:rFonts w:ascii="맑은 고딕" w:cs="맑은 고딕" w:eastAsia="맑은 고딕" w:hAnsi="맑은 고딕"/>
+          <w:sz w:val="24"/>
+          <w:szCs w:val="24"/>
+        </w:rPr>
+        <w:t xml:space="preserve">형편이 바뀐 것이 아닙니다. 그러나 아삽의 기쁨은 소유가 아니라 하나님 자신에게 뿌리를 내렸습니다. 그래서 그는 마지막에 하나님께 가까이 함이 내게 복이라고 노래합니다. 비시디아 안디옥의 제자들도 그랬습니다. 사도들이 쫓겨나고 핍박이 몰려와도 그들은 기쁨과 성령이 충만했습니다. 구원의 하나님 자신이 그들의 영원한 분깃이었기 때문입니다.</w:t>
       </w:r>
     </w:p>
     <w:p>
@@ -1092,7 +1092,7 @@
           <w:sz w:val="24"/>
           <w:szCs w:val="24"/>
         </w:rPr>
-        <w:t xml:space="preserve">오늘 여러분이 힘든 상황에 있다면, 하박국처럼 고백해 보십시오. ‘이것도 없고 저것도 없을지라도, 나는 나의 구원의 하나님으로 말미암아 기뻐하리라.’ 그리고 성령의 충만을 구하십시오. 성령 충만은 특별한 체험이 아니라, 성령께서 말씀으로 우리 마음을 다스리시는 것입니다. 말씀을 가까이하고 기도에 힘쓸 때, 성령께서 우리를 기쁨으로 채우십니다. 오늘 집에 돌아가시면 뉴턴처럼 ‘나는 누구이기에 나를 여기까지 이르게 하셨나이까’ 하고 감사의 고백을 드려 보십시오.</w:t>
+        <w:t xml:space="preserve">오늘 여러분이 힘든 상황에 있다면, 아삽처럼 고백해 보십시오. ‘내 육체와 마음은 쇠약하나 하나님은 내 마음의 반석이시요 영원한 분깃이시라.’ 그리고 성령의 충만을 구하십시오. 성령 충만은 특별한 체험이 아니라, 성령께서 말씀으로 우리 마음을 다스리시는 것입니다. 말씀을 가까이하고 기도에 힘쓸 때, 성령께서 우리를 기쁨으로 채우십니다. 오늘 집에 돌아가시면 뉴턴처럼 ‘나는 누구이기에 나를 여기까지 이르게 하셨나이까’ 하고 감사의 고백을 드려 보십시오.</w:t>
       </w:r>
     </w:p>
     <w:p>

--- a/acts-sermons/docx/41_2027-07-25_영생을주시기로작정된자_행13장42-52절.docx
+++ b/acts-sermons/docx/41_2027-07-25_영생을주시기로작정된자_행13장42-52절.docx
@@ -343,7 +343,7 @@
           <w:sz w:val="24"/>
           <w:szCs w:val="24"/>
         </w:rPr>
-        <w:t xml:space="preserve">누가복음 23장에는 예수님과 함께 십자가에 달린 두 강도가 나옵니다. 그들은 같은 죄인이었고, 같은 형벌을 받고 있었으며, 같은 예수님을 바로 곁에서 보고 있었습니다. 같은 기도를 들었습니다. 아버지 저들을 사하여 주옵소서 저들은 자기가 하는 것을 알지 못함이니이다.</w:t>
+        <w:t xml:space="preserve">누가복음 23장에는 예수님과 함께 십자가에 달린 두 강도가 나옵니다. 그들은 같은 죄인이었고, 같은 형벌을 받고 있었으며, 같은 예수님을 바로 곁에서 보고 있었습니다. 같은 기도를 들었습니다. 아버지 저들을 사하여 주옵소서 자기들이 하는 것을 알지 못함이니이다.</w:t>
       </w:r>
     </w:p>
     <w:p>
@@ -1041,7 +1041,7 @@
           <w:sz w:val="24"/>
           <w:szCs w:val="24"/>
         </w:rPr>
-        <w:t xml:space="preserve">1773년 새해 첫날, 뉴턴은 역대상 17장의 말씀으로 설교를 했습니다. 다윗이 하나님 앞에 앉아 나는 누구이며 내 집은 무엇이기에 나를 여기까지 이르게 하셨나이까 하고 고백하는 본문이었습니다. 그는 이 설교를 위해 찬송시 한 편을 썼는데, 그것이 바로 이 찬송입니다. 그 가사에는 많은 위험과 수고를 지나 여기까지 온 것도 은혜이고, 앞으로 나를 본향까지 인도할 것도 은혜라는 고백이 담겨 있습니다. 자기 같은 죄인을 택하여 살리신 은혜를 아는 사람에게는 어떤 폭풍도 빼앗을 수 없는 기쁨이 있습니다.</w:t>
+        <w:t xml:space="preserve">1773년 새해 첫날, 뉴턴은 역대상 17장의 말씀으로 설교를 했습니다. 다윗이 하나님 앞에 앉아 나는 누구이오며 내 집은 무엇이기에 나를 여기까지 이르게 하셨나이까 하고 고백하는 본문이었습니다. 그는 이 설교를 위해 찬송시 한 편을 썼는데, 그것이 바로 이 찬송입니다. 그 가사에는 많은 위험과 수고를 지나 여기까지 온 것도 은혜이고, 앞으로 나를 본향까지 인도할 것도 은혜라는 고백이 담겨 있습니다. 자기 같은 죄인을 택하여 살리신 은혜를 아는 사람에게는 어떤 폭풍도 빼앗을 수 없는 기쁨이 있습니다.</w:t>
       </w:r>
     </w:p>
     <w:p>
@@ -1092,7 +1092,7 @@
           <w:sz w:val="24"/>
           <w:szCs w:val="24"/>
         </w:rPr>
-        <w:t xml:space="preserve">오늘 여러분이 힘든 상황에 있다면, 아삽처럼 고백해 보십시오. ‘내 육체와 마음은 쇠약하나 하나님은 내 마음의 반석이시요 영원한 분깃이시라.’ 그리고 성령의 충만을 구하십시오. 성령 충만은 특별한 체험이 아니라, 성령께서 말씀으로 우리 마음을 다스리시는 것입니다. 말씀을 가까이하고 기도에 힘쓸 때, 성령께서 우리를 기쁨으로 채우십니다. 오늘 집에 돌아가시면 뉴턴처럼 ‘나는 누구이기에 나를 여기까지 이르게 하셨나이까’ 하고 감사의 고백을 드려 보십시오.</w:t>
+        <w:t xml:space="preserve">오늘 여러분이 힘든 상황에 있다면, 아삽처럼 고백해 보십시오. ‘내 육체와 마음은 쇠약하나 하나님은 내 마음의 반석이시요 영원한 분깃이시라.’ 그리고 성령의 충만을 구하십시오. 성령 충만은 특별한 체험이 아니라, 성령께서 말씀으로 우리 마음을 다스리시는 것입니다. 말씀을 가까이하고 기도에 힘쓸 때, 성령께서 우리를 기쁨으로 채우십니다. 오늘 집에 돌아가시면 뉴턴처럼 ‘나는 누구이오며 내 집은 무엇이기에 나를 여기까지 이르게 하셨나이까’ 하고 감사의 고백을 드려 보십시오.</w:t>
       </w:r>
     </w:p>
     <w:p>
